--- a/backend/legal_docs/02-privacy-policy.docx
+++ b/backend/legal_docs/02-privacy-policy.docx
@@ -363,66 +363,425 @@
         <w:t>only for the purposes described:</w:t>
       </w:r>
     </w:p>
-    <w:p>
-      <w:r>
-        <w:t>| Sub-processor | Purpose | Data shared |</w:t>
-      </w:r>
-    </w:p>
-    <w:p>
-      <w:r>
-        <w:t>|---|---|---|</w:t>
-      </w:r>
-    </w:p>
-    <w:p>
-      <w:r>
-        <w:t>| Stripe | Payment processing, subscription billing, refunds | Name, email, address, order metadata |</w:t>
-      </w:r>
-    </w:p>
-    <w:p>
-      <w:r>
-        <w:t>| Resend | Transactional email | Name, email, order details, uploaded attachments (for vendor orders) |</w:t>
-      </w:r>
-    </w:p>
-    <w:p>
-      <w:r>
-        <w:t>| Printful | POD apparel/prints fulfillment | Name, shipping address, product variant |</w:t>
-      </w:r>
-    </w:p>
-    <w:p>
-      <w:r>
-        <w:t>| Lulu | POD book fulfillment | Name, shipping address, product |</w:t>
-      </w:r>
-    </w:p>
-    <w:p>
-      <w:r>
-        <w:t>| Google (Gemini) | AI image generation and captioning via Emergent LLM Key | Product descriptions/images |</w:t>
-      </w:r>
-    </w:p>
-    <w:p>
-      <w:r>
-        <w:t>| Anthropic (Claude) | Help Assistant via Emergent LLM Key | Question text + platform DB context |</w:t>
-      </w:r>
-    </w:p>
-    <w:p>
-      <w:r>
-        <w:t>| Cloudflare | DNS, email routing, DDoS mitigation | Domain/traffic metadata |</w:t>
-      </w:r>
-    </w:p>
-    <w:p>
-      <w:r>
-        <w:t>| Formester (via 7C's Farmstead) | Vendor reorder submissions | Name, email, phone, shipping address |</w:t>
-      </w:r>
-    </w:p>
-    <w:p>
-      <w:r>
-        <w:t>| Emergent | Application hosting | All Service data |</w:t>
-      </w:r>
-    </w:p>
-    <w:p>
-      <w:r>
-        <w:t>| GitHub | Source-code hosting | Source code (no customer data) |</w:t>
-      </w:r>
-    </w:p>
+    <w:tbl>
+      <w:tblPr>
+        <w:tblStyle w:val="LightGrid-Accent1"/>
+        <w:tblW w:type="auto" w:w="0"/>
+        <w:tblLook w:firstColumn="1" w:firstRow="1" w:lastColumn="0" w:lastRow="0" w:noHBand="0" w:noVBand="1" w:val="04A0"/>
+      </w:tblPr>
+      <w:tblGrid>
+        <w:gridCol w:w="3216"/>
+        <w:gridCol w:w="3216"/>
+        <w:gridCol w:w="3216"/>
+      </w:tblGrid>
+      <w:tr>
+        <w:tc>
+          <w:tcPr>
+            <w:tcW w:type="dxa" w:w="3216"/>
+          </w:tcPr>
+          <w:p>
+            <w:r>
+              <w:rPr>
+                <w:b/>
+              </w:rPr>
+            </w:r>
+            <w:r>
+              <w:rPr>
+                <w:b/>
+              </w:rPr>
+              <w:t>Sub-processor</w:t>
+            </w:r>
+          </w:p>
+        </w:tc>
+        <w:tc>
+          <w:tcPr>
+            <w:tcW w:type="dxa" w:w="3216"/>
+          </w:tcPr>
+          <w:p>
+            <w:r>
+              <w:rPr>
+                <w:b/>
+              </w:rPr>
+            </w:r>
+            <w:r>
+              <w:rPr>
+                <w:b/>
+              </w:rPr>
+              <w:t>Purpose</w:t>
+            </w:r>
+          </w:p>
+        </w:tc>
+        <w:tc>
+          <w:tcPr>
+            <w:tcW w:type="dxa" w:w="3216"/>
+          </w:tcPr>
+          <w:p>
+            <w:r>
+              <w:rPr>
+                <w:b/>
+              </w:rPr>
+            </w:r>
+            <w:r>
+              <w:rPr>
+                <w:b/>
+              </w:rPr>
+              <w:t>Data shared</w:t>
+            </w:r>
+          </w:p>
+        </w:tc>
+      </w:tr>
+      <w:tr>
+        <w:tc>
+          <w:tcPr>
+            <w:tcW w:type="dxa" w:w="3216"/>
+          </w:tcPr>
+          <w:p>
+            <w:r/>
+            <w:r>
+              <w:t>Stripe</w:t>
+            </w:r>
+          </w:p>
+        </w:tc>
+        <w:tc>
+          <w:tcPr>
+            <w:tcW w:type="dxa" w:w="3216"/>
+          </w:tcPr>
+          <w:p>
+            <w:r/>
+            <w:r>
+              <w:t>Payment processing, subscription billing, refunds</w:t>
+            </w:r>
+          </w:p>
+        </w:tc>
+        <w:tc>
+          <w:tcPr>
+            <w:tcW w:type="dxa" w:w="3216"/>
+          </w:tcPr>
+          <w:p>
+            <w:r/>
+            <w:r>
+              <w:t>Name, email, address, order metadata</w:t>
+            </w:r>
+          </w:p>
+        </w:tc>
+      </w:tr>
+      <w:tr>
+        <w:tc>
+          <w:tcPr>
+            <w:tcW w:type="dxa" w:w="3216"/>
+          </w:tcPr>
+          <w:p>
+            <w:r/>
+            <w:r>
+              <w:t>Resend</w:t>
+            </w:r>
+          </w:p>
+        </w:tc>
+        <w:tc>
+          <w:tcPr>
+            <w:tcW w:type="dxa" w:w="3216"/>
+          </w:tcPr>
+          <w:p>
+            <w:r/>
+            <w:r>
+              <w:t>Transactional email</w:t>
+            </w:r>
+          </w:p>
+        </w:tc>
+        <w:tc>
+          <w:tcPr>
+            <w:tcW w:type="dxa" w:w="3216"/>
+          </w:tcPr>
+          <w:p>
+            <w:r/>
+            <w:r>
+              <w:t>Name, email, order details, uploaded attachments (for vendor orders)</w:t>
+            </w:r>
+          </w:p>
+        </w:tc>
+      </w:tr>
+      <w:tr>
+        <w:tc>
+          <w:tcPr>
+            <w:tcW w:type="dxa" w:w="3216"/>
+          </w:tcPr>
+          <w:p>
+            <w:r/>
+            <w:r>
+              <w:t>Printful</w:t>
+            </w:r>
+          </w:p>
+        </w:tc>
+        <w:tc>
+          <w:tcPr>
+            <w:tcW w:type="dxa" w:w="3216"/>
+          </w:tcPr>
+          <w:p>
+            <w:r/>
+            <w:r>
+              <w:t>POD apparel/prints fulfillment</w:t>
+            </w:r>
+          </w:p>
+        </w:tc>
+        <w:tc>
+          <w:tcPr>
+            <w:tcW w:type="dxa" w:w="3216"/>
+          </w:tcPr>
+          <w:p>
+            <w:r/>
+            <w:r>
+              <w:t>Name, shipping address, product variant</w:t>
+            </w:r>
+          </w:p>
+        </w:tc>
+      </w:tr>
+      <w:tr>
+        <w:tc>
+          <w:tcPr>
+            <w:tcW w:type="dxa" w:w="3216"/>
+          </w:tcPr>
+          <w:p>
+            <w:r/>
+            <w:r>
+              <w:t>Lulu</w:t>
+            </w:r>
+          </w:p>
+        </w:tc>
+        <w:tc>
+          <w:tcPr>
+            <w:tcW w:type="dxa" w:w="3216"/>
+          </w:tcPr>
+          <w:p>
+            <w:r/>
+            <w:r>
+              <w:t>POD book fulfillment</w:t>
+            </w:r>
+          </w:p>
+        </w:tc>
+        <w:tc>
+          <w:tcPr>
+            <w:tcW w:type="dxa" w:w="3216"/>
+          </w:tcPr>
+          <w:p>
+            <w:r/>
+            <w:r>
+              <w:t>Name, shipping address, product</w:t>
+            </w:r>
+          </w:p>
+        </w:tc>
+      </w:tr>
+      <w:tr>
+        <w:tc>
+          <w:tcPr>
+            <w:tcW w:type="dxa" w:w="3216"/>
+          </w:tcPr>
+          <w:p>
+            <w:r/>
+            <w:r>
+              <w:t>Google (Gemini)</w:t>
+            </w:r>
+          </w:p>
+        </w:tc>
+        <w:tc>
+          <w:tcPr>
+            <w:tcW w:type="dxa" w:w="3216"/>
+          </w:tcPr>
+          <w:p>
+            <w:r/>
+            <w:r>
+              <w:t>AI image generation and captioning via Emergent LLM Key</w:t>
+            </w:r>
+          </w:p>
+        </w:tc>
+        <w:tc>
+          <w:tcPr>
+            <w:tcW w:type="dxa" w:w="3216"/>
+          </w:tcPr>
+          <w:p>
+            <w:r/>
+            <w:r>
+              <w:t>Product descriptions/images</w:t>
+            </w:r>
+          </w:p>
+        </w:tc>
+      </w:tr>
+      <w:tr>
+        <w:tc>
+          <w:tcPr>
+            <w:tcW w:type="dxa" w:w="3216"/>
+          </w:tcPr>
+          <w:p>
+            <w:r/>
+            <w:r>
+              <w:t>Anthropic (Claude)</w:t>
+            </w:r>
+          </w:p>
+        </w:tc>
+        <w:tc>
+          <w:tcPr>
+            <w:tcW w:type="dxa" w:w="3216"/>
+          </w:tcPr>
+          <w:p>
+            <w:r/>
+            <w:r>
+              <w:t>Help Assistant via Emergent LLM Key</w:t>
+            </w:r>
+          </w:p>
+        </w:tc>
+        <w:tc>
+          <w:tcPr>
+            <w:tcW w:type="dxa" w:w="3216"/>
+          </w:tcPr>
+          <w:p>
+            <w:r/>
+            <w:r>
+              <w:t>Question text + platform DB context</w:t>
+            </w:r>
+          </w:p>
+        </w:tc>
+      </w:tr>
+      <w:tr>
+        <w:tc>
+          <w:tcPr>
+            <w:tcW w:type="dxa" w:w="3216"/>
+          </w:tcPr>
+          <w:p>
+            <w:r/>
+            <w:r>
+              <w:t>Cloudflare</w:t>
+            </w:r>
+          </w:p>
+        </w:tc>
+        <w:tc>
+          <w:tcPr>
+            <w:tcW w:type="dxa" w:w="3216"/>
+          </w:tcPr>
+          <w:p>
+            <w:r/>
+            <w:r>
+              <w:t>DNS, email routing, DDoS mitigation</w:t>
+            </w:r>
+          </w:p>
+        </w:tc>
+        <w:tc>
+          <w:tcPr>
+            <w:tcW w:type="dxa" w:w="3216"/>
+          </w:tcPr>
+          <w:p>
+            <w:r/>
+            <w:r>
+              <w:t>Domain/traffic metadata</w:t>
+            </w:r>
+          </w:p>
+        </w:tc>
+      </w:tr>
+      <w:tr>
+        <w:tc>
+          <w:tcPr>
+            <w:tcW w:type="dxa" w:w="3216"/>
+          </w:tcPr>
+          <w:p>
+            <w:r/>
+            <w:r>
+              <w:t>Formester (via 7C's Farmstead)</w:t>
+            </w:r>
+          </w:p>
+        </w:tc>
+        <w:tc>
+          <w:tcPr>
+            <w:tcW w:type="dxa" w:w="3216"/>
+          </w:tcPr>
+          <w:p>
+            <w:r/>
+            <w:r>
+              <w:t>Vendor reorder submissions</w:t>
+            </w:r>
+          </w:p>
+        </w:tc>
+        <w:tc>
+          <w:tcPr>
+            <w:tcW w:type="dxa" w:w="3216"/>
+          </w:tcPr>
+          <w:p>
+            <w:r/>
+            <w:r>
+              <w:t>Name, email, phone, shipping address</w:t>
+            </w:r>
+          </w:p>
+        </w:tc>
+      </w:tr>
+      <w:tr>
+        <w:tc>
+          <w:tcPr>
+            <w:tcW w:type="dxa" w:w="3216"/>
+          </w:tcPr>
+          <w:p>
+            <w:r/>
+            <w:r>
+              <w:t>Emergent</w:t>
+            </w:r>
+          </w:p>
+        </w:tc>
+        <w:tc>
+          <w:tcPr>
+            <w:tcW w:type="dxa" w:w="3216"/>
+          </w:tcPr>
+          <w:p>
+            <w:r/>
+            <w:r>
+              <w:t>Application hosting</w:t>
+            </w:r>
+          </w:p>
+        </w:tc>
+        <w:tc>
+          <w:tcPr>
+            <w:tcW w:type="dxa" w:w="3216"/>
+          </w:tcPr>
+          <w:p>
+            <w:r/>
+            <w:r>
+              <w:t>All Service data</w:t>
+            </w:r>
+          </w:p>
+        </w:tc>
+      </w:tr>
+      <w:tr>
+        <w:tc>
+          <w:tcPr>
+            <w:tcW w:type="dxa" w:w="3216"/>
+          </w:tcPr>
+          <w:p>
+            <w:r/>
+            <w:r>
+              <w:t>GitHub</w:t>
+            </w:r>
+          </w:p>
+        </w:tc>
+        <w:tc>
+          <w:tcPr>
+            <w:tcW w:type="dxa" w:w="3216"/>
+          </w:tcPr>
+          <w:p>
+            <w:r/>
+            <w:r>
+              <w:t>Source-code hosting</w:t>
+            </w:r>
+          </w:p>
+        </w:tc>
+        <w:tc>
+          <w:tcPr>
+            <w:tcW w:type="dxa" w:w="3216"/>
+          </w:tcPr>
+          <w:p>
+            <w:r/>
+            <w:r>
+              <w:t>Source code (no customer data)</w:t>
+            </w:r>
+          </w:p>
+        </w:tc>
+      </w:tr>
+    </w:tbl>
+    <w:p/>
     <w:p>
       <w:r>
         <w:t>Sub-processors are contractually bound to protect personal information and</w:t>
@@ -1080,425 +1439,6 @@
         <w:t>country-by-country) will be completed.</w:t>
       </w:r>
     </w:p>
-    <w:tbl>
-      <w:tblPr>
-        <w:tblStyle w:val="LightGrid-Accent1"/>
-        <w:tblW w:type="auto" w:w="0"/>
-        <w:tblLook w:firstColumn="1" w:firstRow="1" w:lastColumn="0" w:lastRow="0" w:noHBand="0" w:noVBand="1" w:val="04A0"/>
-      </w:tblPr>
-      <w:tblGrid>
-        <w:gridCol w:w="3216"/>
-        <w:gridCol w:w="3216"/>
-        <w:gridCol w:w="3216"/>
-      </w:tblGrid>
-      <w:tr>
-        <w:tc>
-          <w:tcPr>
-            <w:tcW w:type="dxa" w:w="3216"/>
-          </w:tcPr>
-          <w:p>
-            <w:r>
-              <w:rPr>
-                <w:b/>
-              </w:rPr>
-            </w:r>
-            <w:r>
-              <w:rPr>
-                <w:b/>
-              </w:rPr>
-              <w:t>Sub-processor</w:t>
-            </w:r>
-          </w:p>
-        </w:tc>
-        <w:tc>
-          <w:tcPr>
-            <w:tcW w:type="dxa" w:w="3216"/>
-          </w:tcPr>
-          <w:p>
-            <w:r>
-              <w:rPr>
-                <w:b/>
-              </w:rPr>
-            </w:r>
-            <w:r>
-              <w:rPr>
-                <w:b/>
-              </w:rPr>
-              <w:t>Purpose</w:t>
-            </w:r>
-          </w:p>
-        </w:tc>
-        <w:tc>
-          <w:tcPr>
-            <w:tcW w:type="dxa" w:w="3216"/>
-          </w:tcPr>
-          <w:p>
-            <w:r>
-              <w:rPr>
-                <w:b/>
-              </w:rPr>
-            </w:r>
-            <w:r>
-              <w:rPr>
-                <w:b/>
-              </w:rPr>
-              <w:t>Data shared</w:t>
-            </w:r>
-          </w:p>
-        </w:tc>
-      </w:tr>
-      <w:tr>
-        <w:tc>
-          <w:tcPr>
-            <w:tcW w:type="dxa" w:w="3216"/>
-          </w:tcPr>
-          <w:p>
-            <w:r/>
-            <w:r>
-              <w:t>Stripe</w:t>
-            </w:r>
-          </w:p>
-        </w:tc>
-        <w:tc>
-          <w:tcPr>
-            <w:tcW w:type="dxa" w:w="3216"/>
-          </w:tcPr>
-          <w:p>
-            <w:r/>
-            <w:r>
-              <w:t>Payment processing, subscription billing, refunds</w:t>
-            </w:r>
-          </w:p>
-        </w:tc>
-        <w:tc>
-          <w:tcPr>
-            <w:tcW w:type="dxa" w:w="3216"/>
-          </w:tcPr>
-          <w:p>
-            <w:r/>
-            <w:r>
-              <w:t>Name, email, address, order metadata</w:t>
-            </w:r>
-          </w:p>
-        </w:tc>
-      </w:tr>
-      <w:tr>
-        <w:tc>
-          <w:tcPr>
-            <w:tcW w:type="dxa" w:w="3216"/>
-          </w:tcPr>
-          <w:p>
-            <w:r/>
-            <w:r>
-              <w:t>Resend</w:t>
-            </w:r>
-          </w:p>
-        </w:tc>
-        <w:tc>
-          <w:tcPr>
-            <w:tcW w:type="dxa" w:w="3216"/>
-          </w:tcPr>
-          <w:p>
-            <w:r/>
-            <w:r>
-              <w:t>Transactional email</w:t>
-            </w:r>
-          </w:p>
-        </w:tc>
-        <w:tc>
-          <w:tcPr>
-            <w:tcW w:type="dxa" w:w="3216"/>
-          </w:tcPr>
-          <w:p>
-            <w:r/>
-            <w:r>
-              <w:t>Name, email, order details, uploaded attachments (for vendor orders)</w:t>
-            </w:r>
-          </w:p>
-        </w:tc>
-      </w:tr>
-      <w:tr>
-        <w:tc>
-          <w:tcPr>
-            <w:tcW w:type="dxa" w:w="3216"/>
-          </w:tcPr>
-          <w:p>
-            <w:r/>
-            <w:r>
-              <w:t>Printful</w:t>
-            </w:r>
-          </w:p>
-        </w:tc>
-        <w:tc>
-          <w:tcPr>
-            <w:tcW w:type="dxa" w:w="3216"/>
-          </w:tcPr>
-          <w:p>
-            <w:r/>
-            <w:r>
-              <w:t>POD apparel/prints fulfillment</w:t>
-            </w:r>
-          </w:p>
-        </w:tc>
-        <w:tc>
-          <w:tcPr>
-            <w:tcW w:type="dxa" w:w="3216"/>
-          </w:tcPr>
-          <w:p>
-            <w:r/>
-            <w:r>
-              <w:t>Name, shipping address, product variant</w:t>
-            </w:r>
-          </w:p>
-        </w:tc>
-      </w:tr>
-      <w:tr>
-        <w:tc>
-          <w:tcPr>
-            <w:tcW w:type="dxa" w:w="3216"/>
-          </w:tcPr>
-          <w:p>
-            <w:r/>
-            <w:r>
-              <w:t>Lulu</w:t>
-            </w:r>
-          </w:p>
-        </w:tc>
-        <w:tc>
-          <w:tcPr>
-            <w:tcW w:type="dxa" w:w="3216"/>
-          </w:tcPr>
-          <w:p>
-            <w:r/>
-            <w:r>
-              <w:t>POD book fulfillment</w:t>
-            </w:r>
-          </w:p>
-        </w:tc>
-        <w:tc>
-          <w:tcPr>
-            <w:tcW w:type="dxa" w:w="3216"/>
-          </w:tcPr>
-          <w:p>
-            <w:r/>
-            <w:r>
-              <w:t>Name, shipping address, product</w:t>
-            </w:r>
-          </w:p>
-        </w:tc>
-      </w:tr>
-      <w:tr>
-        <w:tc>
-          <w:tcPr>
-            <w:tcW w:type="dxa" w:w="3216"/>
-          </w:tcPr>
-          <w:p>
-            <w:r/>
-            <w:r>
-              <w:t>Google (Gemini)</w:t>
-            </w:r>
-          </w:p>
-        </w:tc>
-        <w:tc>
-          <w:tcPr>
-            <w:tcW w:type="dxa" w:w="3216"/>
-          </w:tcPr>
-          <w:p>
-            <w:r/>
-            <w:r>
-              <w:t>AI image generation and captioning via Emergent LLM Key</w:t>
-            </w:r>
-          </w:p>
-        </w:tc>
-        <w:tc>
-          <w:tcPr>
-            <w:tcW w:type="dxa" w:w="3216"/>
-          </w:tcPr>
-          <w:p>
-            <w:r/>
-            <w:r>
-              <w:t>Product descriptions/images</w:t>
-            </w:r>
-          </w:p>
-        </w:tc>
-      </w:tr>
-      <w:tr>
-        <w:tc>
-          <w:tcPr>
-            <w:tcW w:type="dxa" w:w="3216"/>
-          </w:tcPr>
-          <w:p>
-            <w:r/>
-            <w:r>
-              <w:t>Anthropic (Claude)</w:t>
-            </w:r>
-          </w:p>
-        </w:tc>
-        <w:tc>
-          <w:tcPr>
-            <w:tcW w:type="dxa" w:w="3216"/>
-          </w:tcPr>
-          <w:p>
-            <w:r/>
-            <w:r>
-              <w:t>Help Assistant via Emergent LLM Key</w:t>
-            </w:r>
-          </w:p>
-        </w:tc>
-        <w:tc>
-          <w:tcPr>
-            <w:tcW w:type="dxa" w:w="3216"/>
-          </w:tcPr>
-          <w:p>
-            <w:r/>
-            <w:r>
-              <w:t>Question text + platform DB context</w:t>
-            </w:r>
-          </w:p>
-        </w:tc>
-      </w:tr>
-      <w:tr>
-        <w:tc>
-          <w:tcPr>
-            <w:tcW w:type="dxa" w:w="3216"/>
-          </w:tcPr>
-          <w:p>
-            <w:r/>
-            <w:r>
-              <w:t>Cloudflare</w:t>
-            </w:r>
-          </w:p>
-        </w:tc>
-        <w:tc>
-          <w:tcPr>
-            <w:tcW w:type="dxa" w:w="3216"/>
-          </w:tcPr>
-          <w:p>
-            <w:r/>
-            <w:r>
-              <w:t>DNS, email routing, DDoS mitigation</w:t>
-            </w:r>
-          </w:p>
-        </w:tc>
-        <w:tc>
-          <w:tcPr>
-            <w:tcW w:type="dxa" w:w="3216"/>
-          </w:tcPr>
-          <w:p>
-            <w:r/>
-            <w:r>
-              <w:t>Domain/traffic metadata</w:t>
-            </w:r>
-          </w:p>
-        </w:tc>
-      </w:tr>
-      <w:tr>
-        <w:tc>
-          <w:tcPr>
-            <w:tcW w:type="dxa" w:w="3216"/>
-          </w:tcPr>
-          <w:p>
-            <w:r/>
-            <w:r>
-              <w:t>Formester (via 7C's Farmstead)</w:t>
-            </w:r>
-          </w:p>
-        </w:tc>
-        <w:tc>
-          <w:tcPr>
-            <w:tcW w:type="dxa" w:w="3216"/>
-          </w:tcPr>
-          <w:p>
-            <w:r/>
-            <w:r>
-              <w:t>Vendor reorder submissions</w:t>
-            </w:r>
-          </w:p>
-        </w:tc>
-        <w:tc>
-          <w:tcPr>
-            <w:tcW w:type="dxa" w:w="3216"/>
-          </w:tcPr>
-          <w:p>
-            <w:r/>
-            <w:r>
-              <w:t>Name, email, phone, shipping address</w:t>
-            </w:r>
-          </w:p>
-        </w:tc>
-      </w:tr>
-      <w:tr>
-        <w:tc>
-          <w:tcPr>
-            <w:tcW w:type="dxa" w:w="3216"/>
-          </w:tcPr>
-          <w:p>
-            <w:r/>
-            <w:r>
-              <w:t>Emergent</w:t>
-            </w:r>
-          </w:p>
-        </w:tc>
-        <w:tc>
-          <w:tcPr>
-            <w:tcW w:type="dxa" w:w="3216"/>
-          </w:tcPr>
-          <w:p>
-            <w:r/>
-            <w:r>
-              <w:t>Application hosting</w:t>
-            </w:r>
-          </w:p>
-        </w:tc>
-        <w:tc>
-          <w:tcPr>
-            <w:tcW w:type="dxa" w:w="3216"/>
-          </w:tcPr>
-          <w:p>
-            <w:r/>
-            <w:r>
-              <w:t>All Service data</w:t>
-            </w:r>
-          </w:p>
-        </w:tc>
-      </w:tr>
-      <w:tr>
-        <w:tc>
-          <w:tcPr>
-            <w:tcW w:type="dxa" w:w="3216"/>
-          </w:tcPr>
-          <w:p>
-            <w:r/>
-            <w:r>
-              <w:t>GitHub</w:t>
-            </w:r>
-          </w:p>
-        </w:tc>
-        <w:tc>
-          <w:tcPr>
-            <w:tcW w:type="dxa" w:w="3216"/>
-          </w:tcPr>
-          <w:p>
-            <w:r/>
-            <w:r>
-              <w:t>Source-code hosting</w:t>
-            </w:r>
-          </w:p>
-        </w:tc>
-        <w:tc>
-          <w:tcPr>
-            <w:tcW w:type="dxa" w:w="3216"/>
-          </w:tcPr>
-          <w:p>
-            <w:r/>
-            <w:r>
-              <w:t>Source code (no customer data)</w:t>
-            </w:r>
-          </w:p>
-        </w:tc>
-      </w:tr>
-    </w:tbl>
-    <w:p/>
     <w:sectPr>
       <w:pgSz w:w="12240" w:h="15840"/>
       <w:pgMar w:top="1152" w:right="1296" w:bottom="1152" w:left="1296" w:header="720" w:footer="720" w:gutter="0"/>

--- a/backend/legal_docs/02-privacy-policy.docx
+++ b/backend/legal_docs/02-privacy-policy.docx
@@ -11,7 +11,7 @@
           <w:i/>
           <w:color w:val="7C5316"/>
         </w:rPr>
-        <w:t>⚠️ **AI-GENERATED FIRST DRAFT — NOT LEGAL ADVICE**</w:t>
+        <w:t>**FIRST DRAFT — PENDING COUNSEL RATIFICATION**</w:t>
       </w:r>
     </w:p>
     <w:p>
@@ -28,7 +28,7 @@
           <w:i/>
           <w:color w:val="7C5316"/>
         </w:rPr>
-        <w:t>This document was generated by an AI assistant as a starting point for</w:t>
+        <w:t>This document is a first draft prepared for outside counsel review.</w:t>
       </w:r>
     </w:p>
     <w:p>
@@ -40,7 +40,7 @@
           <w:i/>
           <w:color w:val="7C5316"/>
         </w:rPr>
-        <w:t>outside counsel. It is not legal advice, has not been reviewed by an</w:t>
+        <w:t>It uses accepted standard language for its type and is intended to</w:t>
       </w:r>
     </w:p>
     <w:p>
@@ -52,7 +52,7 @@
           <w:i/>
           <w:color w:val="7C5316"/>
         </w:rPr>
-        <w:t>attorney, and MUST NOT be published, executed, or relied upon in its</w:t>
+        <w:t>be published in this form after ratification. Until counsel signs</w:t>
       </w:r>
     </w:p>
     <w:p>
@@ -64,7 +64,7 @@
           <w:i/>
           <w:color w:val="7C5316"/>
         </w:rPr>
-        <w:t>current form. Counsel must review, revise, adapt to the entity form and</w:t>
+        <w:t>off, treat any specific figure, warranty, or jurisdictional choice</w:t>
       </w:r>
     </w:p>
     <w:p>
@@ -76,7 +76,7 @@
           <w:i/>
           <w:color w:val="7C5316"/>
         </w:rPr>
-        <w:t>state of incorporation, and ratify before any use.</w:t>
+        <w:t>as tentative.</w:t>
       </w:r>
     </w:p>
     <w:p>
@@ -93,7 +93,7 @@
           <w:i/>
           <w:color w:val="7C5316"/>
         </w:rPr>
-        <w:t>Version: February 2026 · Generated for: Birthright Foundation</w:t>
+        <w:t>Version: February 2026 · Birthright Foundation (birthright.live) ·</w:t>
       </w:r>
     </w:p>
     <w:p>
@@ -105,7 +105,7 @@
           <w:i/>
           <w:color w:val="7C5316"/>
         </w:rPr>
-        <w:t>(birthright.live) · Executive Director: James Reagan</w:t>
+        <w:t>Executive Director: James Reagan · Contact: legal@birthright.live</w:t>
       </w:r>
     </w:p>
     <w:p>
@@ -113,7 +113,28 @@
         <w:pStyle w:val="Heading1"/>
       </w:pPr>
       <w:r>
-        <w:t>Privacy Policy — Birthright Foundation (Draft)</w:t>
+        <w:t>Privacy Policy</w:t>
+      </w:r>
+    </w:p>
+    <w:p>
+      <w:r>
+        <w:rPr>
+          <w:b/>
+        </w:rPr>
+        <w:t>Effective date:</w:t>
+      </w:r>
+      <w:r>
+        <w:t xml:space="preserve"> February 2026. This policy explains what personal</w:t>
+      </w:r>
+    </w:p>
+    <w:p>
+      <w:r>
+        <w:t>information Birthright Foundation collects, why, how we protect it,</w:t>
+      </w:r>
+    </w:p>
+    <w:p>
+      <w:r>
+        <w:t>and your choices. Contact: privacy@birthright.live.</w:t>
       </w:r>
     </w:p>
     <w:p>
@@ -121,30 +142,7 @@
         <w:pStyle w:val="Heading2"/>
       </w:pPr>
       <w:r>
-        <w:t>1. Scope</w:t>
-      </w:r>
-    </w:p>
-    <w:p>
-      <w:r>
-        <w:t>This Privacy Policy describes how Birthright Foundation ("Birthright,"</w:t>
-      </w:r>
-    </w:p>
-    <w:p>
-      <w:r>
-        <w:t>"we") collects, uses, discloses, and safeguards personal information in</w:t>
-      </w:r>
-    </w:p>
-    <w:p>
-      <w:r>
-        <w:t>connection with birthright.live and related services.</w:t>
-      </w:r>
-    </w:p>
-    <w:p>
-      <w:pPr>
-        <w:pStyle w:val="Heading2"/>
-      </w:pPr>
-      <w:r>
-        <w:t>2. Personal Information We Collect</w:t>
+        <w:t>1. What We Collect</w:t>
       </w:r>
     </w:p>
     <w:p>
@@ -155,25 +153,25 @@
         <w:rPr>
           <w:b/>
         </w:rPr>
-        <w:t>You provide us</w:t>
+        <w:t>From you:</w:t>
       </w:r>
       <w:r>
-        <w:t>: name, email, phone, shipping/billing address, account</w:t>
+        <w:t xml:space="preserve"> name, email, phone, shipping/billing address, account</w:t>
       </w:r>
     </w:p>
     <w:p>
       <w:r>
-        <w:t>credentials (bcrypt-hashed), community and dispute content, uploaded</w:t>
+        <w:t>password (stored as a bcrypt hash), community posts, dispute</w:t>
       </w:r>
     </w:p>
     <w:p>
       <w:r>
-        <w:t>files for vendor custom orders, workshop registrations, questions asked</w:t>
+        <w:t>messages, files you upload for vendor orders, workshop registrations,</w:t>
       </w:r>
     </w:p>
     <w:p>
       <w:r>
-        <w:t>to our AI Help Assistant.</w:t>
+        <w:t>and questions you ask our AI Help Assistant.</w:t>
       </w:r>
     </w:p>
     <w:p>
@@ -184,15 +182,15 @@
         <w:rPr>
           <w:b/>
         </w:rPr>
-        <w:t>Automatically</w:t>
+        <w:t>Automatic:</w:t>
       </w:r>
       <w:r>
-        <w:t>: IP address, device and browser metadata, referrer,</w:t>
+        <w:t xml:space="preserve"> IP address, device and browser metadata, referring</w:t>
       </w:r>
     </w:p>
     <w:p>
       <w:r>
-        <w:t>pages visited (see Cookie Notice).</w:t>
+        <w:t>URL, pages viewed. See our [Cookie Notice](/legal/cookie-notice).</w:t>
       </w:r>
     </w:p>
     <w:p>
@@ -203,20 +201,20 @@
         <w:rPr>
           <w:b/>
         </w:rPr>
-        <w:t>From third parties</w:t>
+        <w:t>From third parties:</w:t>
       </w:r>
       <w:r>
-        <w:t>: payment metadata from Stripe (session IDs, last-4,</w:t>
+        <w:t xml:space="preserve"> Stripe payment metadata (charge id, last-4,</w:t>
       </w:r>
     </w:p>
     <w:p>
       <w:r>
-        <w:t>charge status — never card numbers or CVV); routing metadata from</w:t>
+        <w:t>status — never the full card number or CVV); Cloudflare routing</w:t>
       </w:r>
     </w:p>
     <w:p>
       <w:r>
-        <w:t>Cloudflare.</w:t>
+        <w:t>metadata.</w:t>
       </w:r>
     </w:p>
     <w:p>
@@ -227,15 +225,20 @@
         <w:rPr>
           <w:b/>
         </w:rPr>
-        <w:t>Partner-facing accounts</w:t>
+        <w:t>Partners:</w:t>
       </w:r>
       <w:r>
-        <w:t xml:space="preserve"> additionally provide payout method</w:t>
+        <w:t xml:space="preserve"> if you sign up as a partner, we also collect payout</w:t>
       </w:r>
     </w:p>
     <w:p>
       <w:r>
-        <w:t>identifiers (stored encrypted; only method type and last-4 in plaintext).</w:t>
+        <w:t>method (encrypted; only type + last-4 kept in plaintext) and, when</w:t>
+      </w:r>
+    </w:p>
+    <w:p>
+      <w:r>
+        <w:t>US thresholds require, W-9 information.</w:t>
       </w:r>
     </w:p>
     <w:p>
@@ -243,7 +246,7 @@
         <w:pStyle w:val="Heading2"/>
       </w:pPr>
       <w:r>
-        <w:t>3. How We Use It</w:t>
+        <w:t>2. How We Use It</w:t>
       </w:r>
     </w:p>
     <w:p>
@@ -251,12 +254,7 @@
         <w:pStyle w:val="ListBullet"/>
       </w:pPr>
       <w:r>
-        <w:t>To operate the Services (accounts, checkout, workshop registration,</w:t>
-      </w:r>
-    </w:p>
-    <w:p>
-      <w:r>
-        <w:t>community, AI features)</w:t>
+        <w:t>Operate the Services (accounts, checkout, workshops, community).</w:t>
       </w:r>
     </w:p>
     <w:p>
@@ -264,12 +262,12 @@
         <w:pStyle w:val="ListBullet"/>
       </w:pPr>
       <w:r>
-        <w:t>To communicate with you (receipts, workshop reminders, dispute updates,</w:t>
+        <w:t>Communicate with you (receipts, reminders, dispute replies,</w:t>
       </w:r>
     </w:p>
     <w:p>
       <w:r>
-        <w:t>newsletter with your consent)</w:t>
+        <w:t>newsletter — only with your consent).</w:t>
       </w:r>
     </w:p>
     <w:p>
@@ -277,7 +275,7 @@
         <w:pStyle w:val="ListBullet"/>
       </w:pPr>
       <w:r>
-        <w:t>To fulfill orders (share address with Printful, Lulu, or vendor partner)</w:t>
+        <w:t>Fulfil orders (share address with Printful, Lulu, or the vendor).</w:t>
       </w:r>
     </w:p>
     <w:p>
@@ -285,7 +283,7 @@
         <w:pStyle w:val="ListBullet"/>
       </w:pPr>
       <w:r>
-        <w:t>To pay Partners and reconcile wholesale amounts</w:t>
+        <w:t>Pay partners and reconcile earnings.</w:t>
       </w:r>
     </w:p>
     <w:p>
@@ -293,7 +291,7 @@
         <w:pStyle w:val="ListBullet"/>
       </w:pPr>
       <w:r>
-        <w:t>To improve the Services (analytics, image-caption search)</w:t>
+        <w:t>Improve the Services (analytics, image-caption search, security).</w:t>
       </w:r>
     </w:p>
     <w:p>
@@ -301,7 +299,38 @@
         <w:pStyle w:val="ListBullet"/>
       </w:pPr>
       <w:r>
-        <w:t>To meet legal obligations (tax reporting, subpoena response)</w:t>
+        <w:t>Comply with law.</w:t>
+      </w:r>
+    </w:p>
+    <w:p>
+      <w:pPr>
+        <w:pStyle w:val="Heading2"/>
+      </w:pPr>
+      <w:r>
+        <w:t>3. Legal Bases (EU / UK Users)</w:t>
+      </w:r>
+    </w:p>
+    <w:p>
+      <w:r>
+        <w:t>Contract necessity, legitimate interests (balanced by your opt-out),</w:t>
+      </w:r>
+    </w:p>
+    <w:p>
+      <w:r>
+        <w:t>your consent (marketing and non-essential cookies), and legal</w:t>
+      </w:r>
+    </w:p>
+    <w:p>
+      <w:r>
+        <w:t>obligation.</w:t>
+      </w:r>
+    </w:p>
+    <w:p>
+      <w:pPr>
+        <w:pStyle w:val="Heading2"/>
+      </w:pPr>
+      <w:r>
+        <w:t>4. Who We Share With</w:t>
       </w:r>
     </w:p>
     <w:p>
@@ -309,12 +338,112 @@
         <w:pStyle w:val="ListBullet"/>
       </w:pPr>
       <w:r>
-        <w:t>With your consent, for any other purpose disclosed at the point of</w:t>
+        <w:rPr>
+          <w:b/>
+        </w:rPr>
+        <w:t>Payment:</w:t>
+      </w:r>
+      <w:r>
+        <w:t xml:space="preserve"> Stripe.</w:t>
+      </w:r>
+    </w:p>
+    <w:p>
+      <w:pPr>
+        <w:pStyle w:val="ListBullet"/>
+      </w:pPr>
+      <w:r>
+        <w:rPr>
+          <w:b/>
+        </w:rPr>
+        <w:t>Fulfilment:</w:t>
+      </w:r>
+      <w:r>
+        <w:t xml:space="preserve"> Printful, Lulu, and the specific vendor of your</w:t>
       </w:r>
     </w:p>
     <w:p>
       <w:r>
-        <w:t>collection</w:t>
+        <w:t>order.</w:t>
+      </w:r>
+    </w:p>
+    <w:p>
+      <w:pPr>
+        <w:pStyle w:val="ListBullet"/>
+      </w:pPr>
+      <w:r>
+        <w:rPr>
+          <w:b/>
+        </w:rPr>
+        <w:t>Email:</w:t>
+      </w:r>
+      <w:r>
+        <w:t xml:space="preserve"> Resend.</w:t>
+      </w:r>
+    </w:p>
+    <w:p>
+      <w:pPr>
+        <w:pStyle w:val="ListBullet"/>
+      </w:pPr>
+      <w:r>
+        <w:rPr>
+          <w:b/>
+        </w:rPr>
+        <w:t>Hosting &amp; security:</w:t>
+      </w:r>
+      <w:r>
+        <w:t xml:space="preserve"> Emergent, Cloudflare, MongoDB Atlas.</w:t>
+      </w:r>
+    </w:p>
+    <w:p>
+      <w:pPr>
+        <w:pStyle w:val="ListBullet"/>
+      </w:pPr>
+      <w:r>
+        <w:rPr>
+          <w:b/>
+        </w:rPr>
+        <w:t>AI features:</w:t>
+      </w:r>
+      <w:r>
+        <w:t xml:space="preserve"> Anthropic (Claude) and Google (Gemini/Nano Banana).</w:t>
+      </w:r>
+    </w:p>
+    <w:p>
+      <w:r>
+        <w:t>We send only the content needed to answer your request, not your</w:t>
+      </w:r>
+    </w:p>
+    <w:p>
+      <w:r>
+        <w:t>account credentials.</w:t>
+      </w:r>
+    </w:p>
+    <w:p>
+      <w:pPr>
+        <w:pStyle w:val="ListBullet"/>
+      </w:pPr>
+      <w:r>
+        <w:rPr>
+          <w:b/>
+        </w:rPr>
+        <w:t>Legal &amp; safety:</w:t>
+      </w:r>
+      <w:r>
+        <w:t xml:space="preserve"> when required by law or to protect people.</w:t>
+      </w:r>
+    </w:p>
+    <w:p>
+      <w:r>
+        <w:t xml:space="preserve">We do </w:t>
+      </w:r>
+      <w:r>
+        <w:rPr>
+          <w:b/>
+        </w:rPr>
+        <w:t>not</w:t>
+      </w:r>
+      <w:r>
+        <w:t xml:space="preserve"> sell your personal information.</w:t>
       </w:r>
     </w:p>
     <w:p>
@@ -322,27 +451,47 @@
         <w:pStyle w:val="Heading2"/>
       </w:pPr>
       <w:r>
-        <w:t>4. Legal Bases (EU/UK users)</w:t>
+        <w:t>5. Retention</w:t>
       </w:r>
     </w:p>
     <w:p>
+      <w:pPr>
+        <w:pStyle w:val="ListBullet"/>
+      </w:pPr>
       <w:r>
-        <w:t>Where GDPR/UK-GDPR applies we rely on (a) contract necessity (accounts,</w:t>
+        <w:t>Account data: while your account is active + 3 years.</w:t>
       </w:r>
     </w:p>
     <w:p>
+      <w:pPr>
+        <w:pStyle w:val="ListBullet"/>
+      </w:pPr>
       <w:r>
-        <w:t>purchases, workshops), (b) legitimate interests (security, product</w:t>
+        <w:t>Order data: 7 years (tax).</w:t>
       </w:r>
     </w:p>
     <w:p>
+      <w:pPr>
+        <w:pStyle w:val="ListBullet"/>
+      </w:pPr>
       <w:r>
-        <w:t>improvement), (c) consent (marketing email, non-essential cookies), and</w:t>
+        <w:t>Community posts: until you delete them or your account.</w:t>
       </w:r>
     </w:p>
     <w:p>
+      <w:pPr>
+        <w:pStyle w:val="ListBullet"/>
+      </w:pPr>
       <w:r>
-        <w:t>(d) legal obligation (tax and accounting).</w:t>
+        <w:t>Security-audit logs: 365 days.</w:t>
+      </w:r>
+    </w:p>
+    <w:p>
+      <w:pPr>
+        <w:pStyle w:val="ListBullet"/>
+      </w:pPr>
+      <w:r>
+        <w:t>Marketing consent records: while your consent is active + 2 years.</w:t>
       </w:r>
     </w:p>
     <w:p>
@@ -350,446 +499,85 @@
         <w:pStyle w:val="Heading2"/>
       </w:pPr>
       <w:r>
-        <w:t>5. Sub-Processors</w:t>
+        <w:t>6. Your Rights</w:t>
       </w:r>
     </w:p>
     <w:p>
       <w:r>
-        <w:t>We share personal information only with the following sub-processors, and</w:t>
+        <w:t>Anywhere: request access, correction, deletion, or export at</w:t>
       </w:r>
     </w:p>
     <w:p>
       <w:r>
-        <w:t>only for the purposes described:</w:t>
-      </w:r>
-    </w:p>
-    <w:tbl>
-      <w:tblPr>
-        <w:tblStyle w:val="LightGrid-Accent1"/>
-        <w:tblW w:type="auto" w:w="0"/>
-        <w:tblLook w:firstColumn="1" w:firstRow="1" w:lastColumn="0" w:lastRow="0" w:noHBand="0" w:noVBand="1" w:val="04A0"/>
-      </w:tblPr>
-      <w:tblGrid>
-        <w:gridCol w:w="3216"/>
-        <w:gridCol w:w="3216"/>
-        <w:gridCol w:w="3216"/>
-      </w:tblGrid>
-      <w:tr>
-        <w:tc>
-          <w:tcPr>
-            <w:tcW w:type="dxa" w:w="3216"/>
-          </w:tcPr>
-          <w:p>
-            <w:r>
-              <w:rPr>
-                <w:b/>
-              </w:rPr>
-            </w:r>
-            <w:r>
-              <w:rPr>
-                <w:b/>
-              </w:rPr>
-              <w:t>Sub-processor</w:t>
-            </w:r>
-          </w:p>
-        </w:tc>
-        <w:tc>
-          <w:tcPr>
-            <w:tcW w:type="dxa" w:w="3216"/>
-          </w:tcPr>
-          <w:p>
-            <w:r>
-              <w:rPr>
-                <w:b/>
-              </w:rPr>
-            </w:r>
-            <w:r>
-              <w:rPr>
-                <w:b/>
-              </w:rPr>
-              <w:t>Purpose</w:t>
-            </w:r>
-          </w:p>
-        </w:tc>
-        <w:tc>
-          <w:tcPr>
-            <w:tcW w:type="dxa" w:w="3216"/>
-          </w:tcPr>
-          <w:p>
-            <w:r>
-              <w:rPr>
-                <w:b/>
-              </w:rPr>
-            </w:r>
-            <w:r>
-              <w:rPr>
-                <w:b/>
-              </w:rPr>
-              <w:t>Data shared</w:t>
-            </w:r>
-          </w:p>
-        </w:tc>
-      </w:tr>
-      <w:tr>
-        <w:tc>
-          <w:tcPr>
-            <w:tcW w:type="dxa" w:w="3216"/>
-          </w:tcPr>
-          <w:p>
-            <w:r/>
-            <w:r>
-              <w:t>Stripe</w:t>
-            </w:r>
-          </w:p>
-        </w:tc>
-        <w:tc>
-          <w:tcPr>
-            <w:tcW w:type="dxa" w:w="3216"/>
-          </w:tcPr>
-          <w:p>
-            <w:r/>
-            <w:r>
-              <w:t>Payment processing, subscription billing, refunds</w:t>
-            </w:r>
-          </w:p>
-        </w:tc>
-        <w:tc>
-          <w:tcPr>
-            <w:tcW w:type="dxa" w:w="3216"/>
-          </w:tcPr>
-          <w:p>
-            <w:r/>
-            <w:r>
-              <w:t>Name, email, address, order metadata</w:t>
-            </w:r>
-          </w:p>
-        </w:tc>
-      </w:tr>
-      <w:tr>
-        <w:tc>
-          <w:tcPr>
-            <w:tcW w:type="dxa" w:w="3216"/>
-          </w:tcPr>
-          <w:p>
-            <w:r/>
-            <w:r>
-              <w:t>Resend</w:t>
-            </w:r>
-          </w:p>
-        </w:tc>
-        <w:tc>
-          <w:tcPr>
-            <w:tcW w:type="dxa" w:w="3216"/>
-          </w:tcPr>
-          <w:p>
-            <w:r/>
-            <w:r>
-              <w:t>Transactional email</w:t>
-            </w:r>
-          </w:p>
-        </w:tc>
-        <w:tc>
-          <w:tcPr>
-            <w:tcW w:type="dxa" w:w="3216"/>
-          </w:tcPr>
-          <w:p>
-            <w:r/>
-            <w:r>
-              <w:t>Name, email, order details, uploaded attachments (for vendor orders)</w:t>
-            </w:r>
-          </w:p>
-        </w:tc>
-      </w:tr>
-      <w:tr>
-        <w:tc>
-          <w:tcPr>
-            <w:tcW w:type="dxa" w:w="3216"/>
-          </w:tcPr>
-          <w:p>
-            <w:r/>
-            <w:r>
-              <w:t>Printful</w:t>
-            </w:r>
-          </w:p>
-        </w:tc>
-        <w:tc>
-          <w:tcPr>
-            <w:tcW w:type="dxa" w:w="3216"/>
-          </w:tcPr>
-          <w:p>
-            <w:r/>
-            <w:r>
-              <w:t>POD apparel/prints fulfillment</w:t>
-            </w:r>
-          </w:p>
-        </w:tc>
-        <w:tc>
-          <w:tcPr>
-            <w:tcW w:type="dxa" w:w="3216"/>
-          </w:tcPr>
-          <w:p>
-            <w:r/>
-            <w:r>
-              <w:t>Name, shipping address, product variant</w:t>
-            </w:r>
-          </w:p>
-        </w:tc>
-      </w:tr>
-      <w:tr>
-        <w:tc>
-          <w:tcPr>
-            <w:tcW w:type="dxa" w:w="3216"/>
-          </w:tcPr>
-          <w:p>
-            <w:r/>
-            <w:r>
-              <w:t>Lulu</w:t>
-            </w:r>
-          </w:p>
-        </w:tc>
-        <w:tc>
-          <w:tcPr>
-            <w:tcW w:type="dxa" w:w="3216"/>
-          </w:tcPr>
-          <w:p>
-            <w:r/>
-            <w:r>
-              <w:t>POD book fulfillment</w:t>
-            </w:r>
-          </w:p>
-        </w:tc>
-        <w:tc>
-          <w:tcPr>
-            <w:tcW w:type="dxa" w:w="3216"/>
-          </w:tcPr>
-          <w:p>
-            <w:r/>
-            <w:r>
-              <w:t>Name, shipping address, product</w:t>
-            </w:r>
-          </w:p>
-        </w:tc>
-      </w:tr>
-      <w:tr>
-        <w:tc>
-          <w:tcPr>
-            <w:tcW w:type="dxa" w:w="3216"/>
-          </w:tcPr>
-          <w:p>
-            <w:r/>
-            <w:r>
-              <w:t>Google (Gemini)</w:t>
-            </w:r>
-          </w:p>
-        </w:tc>
-        <w:tc>
-          <w:tcPr>
-            <w:tcW w:type="dxa" w:w="3216"/>
-          </w:tcPr>
-          <w:p>
-            <w:r/>
-            <w:r>
-              <w:t>AI image generation and captioning via Emergent LLM Key</w:t>
-            </w:r>
-          </w:p>
-        </w:tc>
-        <w:tc>
-          <w:tcPr>
-            <w:tcW w:type="dxa" w:w="3216"/>
-          </w:tcPr>
-          <w:p>
-            <w:r/>
-            <w:r>
-              <w:t>Product descriptions/images</w:t>
-            </w:r>
-          </w:p>
-        </w:tc>
-      </w:tr>
-      <w:tr>
-        <w:tc>
-          <w:tcPr>
-            <w:tcW w:type="dxa" w:w="3216"/>
-          </w:tcPr>
-          <w:p>
-            <w:r/>
-            <w:r>
-              <w:t>Anthropic (Claude)</w:t>
-            </w:r>
-          </w:p>
-        </w:tc>
-        <w:tc>
-          <w:tcPr>
-            <w:tcW w:type="dxa" w:w="3216"/>
-          </w:tcPr>
-          <w:p>
-            <w:r/>
-            <w:r>
-              <w:t>Help Assistant via Emergent LLM Key</w:t>
-            </w:r>
-          </w:p>
-        </w:tc>
-        <w:tc>
-          <w:tcPr>
-            <w:tcW w:type="dxa" w:w="3216"/>
-          </w:tcPr>
-          <w:p>
-            <w:r/>
-            <w:r>
-              <w:t>Question text + platform DB context</w:t>
-            </w:r>
-          </w:p>
-        </w:tc>
-      </w:tr>
-      <w:tr>
-        <w:tc>
-          <w:tcPr>
-            <w:tcW w:type="dxa" w:w="3216"/>
-          </w:tcPr>
-          <w:p>
-            <w:r/>
-            <w:r>
-              <w:t>Cloudflare</w:t>
-            </w:r>
-          </w:p>
-        </w:tc>
-        <w:tc>
-          <w:tcPr>
-            <w:tcW w:type="dxa" w:w="3216"/>
-          </w:tcPr>
-          <w:p>
-            <w:r/>
-            <w:r>
-              <w:t>DNS, email routing, DDoS mitigation</w:t>
-            </w:r>
-          </w:p>
-        </w:tc>
-        <w:tc>
-          <w:tcPr>
-            <w:tcW w:type="dxa" w:w="3216"/>
-          </w:tcPr>
-          <w:p>
-            <w:r/>
-            <w:r>
-              <w:t>Domain/traffic metadata</w:t>
-            </w:r>
-          </w:p>
-        </w:tc>
-      </w:tr>
-      <w:tr>
-        <w:tc>
-          <w:tcPr>
-            <w:tcW w:type="dxa" w:w="3216"/>
-          </w:tcPr>
-          <w:p>
-            <w:r/>
-            <w:r>
-              <w:t>Formester (via 7C's Farmstead)</w:t>
-            </w:r>
-          </w:p>
-        </w:tc>
-        <w:tc>
-          <w:tcPr>
-            <w:tcW w:type="dxa" w:w="3216"/>
-          </w:tcPr>
-          <w:p>
-            <w:r/>
-            <w:r>
-              <w:t>Vendor reorder submissions</w:t>
-            </w:r>
-          </w:p>
-        </w:tc>
-        <w:tc>
-          <w:tcPr>
-            <w:tcW w:type="dxa" w:w="3216"/>
-          </w:tcPr>
-          <w:p>
-            <w:r/>
-            <w:r>
-              <w:t>Name, email, phone, shipping address</w:t>
-            </w:r>
-          </w:p>
-        </w:tc>
-      </w:tr>
-      <w:tr>
-        <w:tc>
-          <w:tcPr>
-            <w:tcW w:type="dxa" w:w="3216"/>
-          </w:tcPr>
-          <w:p>
-            <w:r/>
-            <w:r>
-              <w:t>Emergent</w:t>
-            </w:r>
-          </w:p>
-        </w:tc>
-        <w:tc>
-          <w:tcPr>
-            <w:tcW w:type="dxa" w:w="3216"/>
-          </w:tcPr>
-          <w:p>
-            <w:r/>
-            <w:r>
-              <w:t>Application hosting</w:t>
-            </w:r>
-          </w:p>
-        </w:tc>
-        <w:tc>
-          <w:tcPr>
-            <w:tcW w:type="dxa" w:w="3216"/>
-          </w:tcPr>
-          <w:p>
-            <w:r/>
-            <w:r>
-              <w:t>All Service data</w:t>
-            </w:r>
-          </w:p>
-        </w:tc>
-      </w:tr>
-      <w:tr>
-        <w:tc>
-          <w:tcPr>
-            <w:tcW w:type="dxa" w:w="3216"/>
-          </w:tcPr>
-          <w:p>
-            <w:r/>
-            <w:r>
-              <w:t>GitHub</w:t>
-            </w:r>
-          </w:p>
-        </w:tc>
-        <w:tc>
-          <w:tcPr>
-            <w:tcW w:type="dxa" w:w="3216"/>
-          </w:tcPr>
-          <w:p>
-            <w:r/>
-            <w:r>
-              <w:t>Source-code hosting</w:t>
-            </w:r>
-          </w:p>
-        </w:tc>
-        <w:tc>
-          <w:tcPr>
-            <w:tcW w:type="dxa" w:w="3216"/>
-          </w:tcPr>
-          <w:p>
-            <w:r/>
-            <w:r>
-              <w:t>Source code (no customer data)</w:t>
-            </w:r>
-          </w:p>
-        </w:tc>
-      </w:tr>
-    </w:tbl>
-    <w:p/>
-    <w:p>
-      <w:r>
-        <w:t>Sub-processors are contractually bound to protect personal information and</w:t>
+        <w:t>privacy@birthright.live. We respond within 30 days.</w:t>
       </w:r>
     </w:p>
     <w:p>
       <w:r>
-        <w:t>process it only on our instructions where required.</w:t>
+        <w:t>EU/UK/CA residents additionally have the right to object to</w:t>
+      </w:r>
+    </w:p>
+    <w:p>
+      <w:r>
+        <w:t>processing, restrict processing, and complain to your local</w:t>
+      </w:r>
+    </w:p>
+    <w:p>
+      <w:r>
+        <w:t xml:space="preserve">supervisory authority (EU: </w:t>
+      </w:r>
+      <w:hyperlink r:id="rId9">
+        <w:r>
+          <w:rPr>
+            <w:color w:val="0563C1"/>
+            <w:u w:val="single"/>
+          </w:rPr>
+          <w:t xml:space="preserve">https://edpb.europa.eu</w:t>
+        </w:r>
+      </w:hyperlink>
+      <w:r>
+        <w:t xml:space="preserve"> · UK:</w:t>
+      </w:r>
+    </w:p>
+    <w:p>
+      <w:hyperlink r:id="rId10">
+        <w:r>
+          <w:rPr>
+            <w:color w:val="0563C1"/>
+            <w:u w:val="single"/>
+          </w:rPr>
+          <w:t xml:space="preserve">https://ico.org.uk</w:t>
+        </w:r>
+      </w:hyperlink>
+      <w:r>
+        <w:t xml:space="preserve"> · California: </w:t>
+      </w:r>
+      <w:hyperlink r:id="rId11">
+        <w:r>
+          <w:rPr>
+            <w:color w:val="0563C1"/>
+            <w:u w:val="single"/>
+          </w:rPr>
+          <w:t xml:space="preserve">https://oag.ca.gov/privacy</w:t>
+        </w:r>
+      </w:hyperlink>
+      <w:r>
+        <w:t>).</w:t>
+      </w:r>
+    </w:p>
+    <w:p>
+      <w:r>
+        <w:t>California residents: we do not "sell" or "share" personal</w:t>
+      </w:r>
+    </w:p>
+    <w:p>
+      <w:r>
+        <w:t>information under the CCPA; we honour Global Privacy Control signals</w:t>
+      </w:r>
+    </w:p>
+    <w:p>
+      <w:r>
+        <w:t>where technically feasible.</w:t>
       </w:r>
     </w:p>
     <w:p>
@@ -797,12 +585,27 @@
         <w:pStyle w:val="Heading2"/>
       </w:pPr>
       <w:r>
-        <w:t>6. Cookies</w:t>
+        <w:t>7. Security</w:t>
       </w:r>
     </w:p>
     <w:p>
       <w:r>
-        <w:t>See our separate Cookie Notice.</w:t>
+        <w:t>TLS in transit; encryption at rest for payout data; role-based</w:t>
+      </w:r>
+    </w:p>
+    <w:p>
+      <w:r>
+        <w:t>access; bcrypt hashing for passwords; audit logging of admin actions</w:t>
+      </w:r>
+    </w:p>
+    <w:p>
+      <w:r>
+        <w:t>and security-relevant user events. No system is perfectly secure — we</w:t>
+      </w:r>
+    </w:p>
+    <w:p>
+      <w:r>
+        <w:t>disclose confirmed material breaches without undue delay.</w:t>
       </w:r>
     </w:p>
     <w:p>
@@ -810,67 +613,17 @@
         <w:pStyle w:val="Heading2"/>
       </w:pPr>
       <w:r>
-        <w:t>7. Retention</w:t>
-      </w:r>
-    </w:p>
-    <w:p>
-      <w:pPr>
-        <w:pStyle w:val="ListBullet"/>
-      </w:pPr>
-      <w:r>
-        <w:t>Account records: until you delete your account, plus 7 years for tax</w:t>
+        <w:t>8. Children</w:t>
       </w:r>
     </w:p>
     <w:p>
       <w:r>
-        <w:t>and accounting where required.</w:t>
-      </w:r>
-    </w:p>
-    <w:p>
-      <w:pPr>
-        <w:pStyle w:val="ListBullet"/>
-      </w:pPr>
-      <w:r>
-        <w:t>Order records and receipts: 7 years.</w:t>
-      </w:r>
-    </w:p>
-    <w:p>
-      <w:pPr>
-        <w:pStyle w:val="ListBullet"/>
-      </w:pPr>
-      <w:r>
-        <w:t>Community/DM content: retained while your account is active. On</w:t>
+        <w:t>Not for anyone under 18. If you believe a minor has an account,</w:t>
       </w:r>
     </w:p>
     <w:p>
       <w:r>
-        <w:t>deletion, we anonymize or remove within 30 days except where retention</w:t>
-      </w:r>
-    </w:p>
-    <w:p>
-      <w:r>
-        <w:t>is required by law or to resolve open disputes.</w:t>
-      </w:r>
-    </w:p>
-    <w:p>
-      <w:pPr>
-        <w:pStyle w:val="ListBullet"/>
-      </w:pPr>
-      <w:r>
-        <w:t>AI Help Assistant conversation memory: session-scoped in server memory;</w:t>
-      </w:r>
-    </w:p>
-    <w:p>
-      <w:r>
-        <w:t>logs of prompt/response text are retained 90 days for abuse review.</w:t>
-      </w:r>
-    </w:p>
-    <w:p>
-      <w:pPr>
-        <w:pStyle w:val="ListBullet"/>
-      </w:pPr>
-      <w:r>
-        <w:t>Backup snapshots: rolling 30 days.</w:t>
+        <w:t>email privacy@birthright.live and we will remove it.</w:t>
       </w:r>
     </w:p>
     <w:p>
@@ -878,84 +631,22 @@
         <w:pStyle w:val="Heading2"/>
       </w:pPr>
       <w:r>
-        <w:t>8. Your Rights</w:t>
+        <w:t>9. Automated Decisions</w:t>
       </w:r>
     </w:p>
     <w:p>
       <w:r>
-        <w:t>Depending on where you live you may have the right to:</w:t>
-      </w:r>
-    </w:p>
-    <w:p>
-      <w:pPr>
-        <w:pStyle w:val="ListBullet"/>
-      </w:pPr>
-      <w:r>
-        <w:t>Access, correct, or delete your personal information</w:t>
-      </w:r>
-    </w:p>
-    <w:p>
-      <w:pPr>
-        <w:pStyle w:val="ListBullet"/>
-      </w:pPr>
-      <w:r>
-        <w:t>Object to or restrict processing</w:t>
-      </w:r>
-    </w:p>
-    <w:p>
-      <w:pPr>
-        <w:pStyle w:val="ListBullet"/>
-      </w:pPr>
-      <w:r>
-        <w:t>Portability (receive a copy in machine-readable format)</w:t>
-      </w:r>
-    </w:p>
-    <w:p>
-      <w:pPr>
-        <w:pStyle w:val="ListBullet"/>
-      </w:pPr>
-      <w:r>
-        <w:t>Withdraw consent</w:t>
-      </w:r>
-    </w:p>
-    <w:p>
-      <w:pPr>
-        <w:pStyle w:val="ListBullet"/>
-      </w:pPr>
-      <w:r>
-        <w:t>Not be subject to solely-automated decision-making with legal effect</w:t>
+        <w:t>We do not use automated decision-making that produces legal effects</w:t>
       </w:r>
     </w:p>
     <w:p>
       <w:r>
-        <w:t>(we do not currently make such decisions)</w:t>
-      </w:r>
-    </w:p>
-    <w:p>
-      <w:pPr>
-        <w:pStyle w:val="ListBullet"/>
-      </w:pPr>
-      <w:r>
-        <w:t>Opt out of "sale" or "sharing" (we do not sell personal information)</w:t>
+        <w:t>about you. AI features are labelled as such and remain human-in-the-</w:t>
       </w:r>
     </w:p>
     <w:p>
       <w:r>
-        <w:t xml:space="preserve">Submit requests to </w:t>
-      </w:r>
-      <w:r>
-        <w:rPr>
-          <w:b/>
-        </w:rPr>
-        <w:t>privacy@birthright.live</w:t>
-      </w:r>
-      <w:r>
-        <w:t>. We respond within the</w:t>
-      </w:r>
-    </w:p>
-    <w:p>
-      <w:r>
-        <w:t>statutory timeframe (typically 30–45 days).</w:t>
+        <w:t>loop.</w:t>
       </w:r>
     </w:p>
     <w:p>
@@ -963,22 +654,17 @@
         <w:pStyle w:val="Heading2"/>
       </w:pPr>
       <w:r>
-        <w:t>9. Data Transfers</w:t>
+        <w:t>10. Changes</w:t>
       </w:r>
     </w:p>
     <w:p>
       <w:r>
-        <w:t>We are based in the United States. If you access the Services from outside</w:t>
+        <w:t>Material changes take effect 30 days after posting; we email</w:t>
       </w:r>
     </w:p>
     <w:p>
       <w:r>
-        <w:t>the U.S., you consent to processing here. Where required, we rely on</w:t>
-      </w:r>
-    </w:p>
-    <w:p>
-      <w:r>
-        <w:t>Standard Contractual Clauses (SCCs) or equivalent transfer mechanisms.</w:t>
+        <w:t>account-holders as well.</w:t>
       </w:r>
     </w:p>
     <w:p>
@@ -986,136 +672,28 @@
         <w:pStyle w:val="Heading2"/>
       </w:pPr>
       <w:r>
-        <w:t>10. Security</w:t>
+        <w:t>11. Contact</w:t>
       </w:r>
     </w:p>
     <w:p>
       <w:r>
-        <w:t>We maintain administrative, technical, and physical safeguards including</w:t>
+        <w:t>privacy@birthright.live · Mail: 2148 W Farill Dr, Phoenix, AZ 85015.</w:t>
       </w:r>
     </w:p>
     <w:p>
       <w:r>
-        <w:t>TLS-in-transit, bcrypt password hashing, encryption of sensitive payout</w:t>
-      </w:r>
-    </w:p>
-    <w:p>
-      <w:r>
-        <w:t>fields with an internal key, least-privilege admin access, and audit</w:t>
-      </w:r>
-    </w:p>
-    <w:p>
-      <w:r>
-        <w:t>logging. No system is perfectly secure; you use the Services at your risk.</w:t>
-      </w:r>
-    </w:p>
-    <w:p>
-      <w:pPr>
-        <w:pStyle w:val="Heading2"/>
-      </w:pPr>
-      <w:r>
-        <w:t>11. Children</w:t>
-      </w:r>
-    </w:p>
-    <w:p>
-      <w:r>
-        <w:t>The Services are not directed to children under 18 and we do not knowingly</w:t>
-      </w:r>
-    </w:p>
-    <w:p>
-      <w:r>
-        <w:t>collect information from them. Contact privacy@birthright.live to request</w:t>
-      </w:r>
-    </w:p>
-    <w:p>
-      <w:r>
-        <w:t>deletion of a child's account.</w:t>
-      </w:r>
-    </w:p>
-    <w:p>
-      <w:pPr>
-        <w:pStyle w:val="Heading2"/>
-      </w:pPr>
-      <w:r>
-        <w:t>12. Health-Adjacent Content</w:t>
-      </w:r>
-    </w:p>
-    <w:p>
-      <w:r>
-        <w:t>Community posts, dispute submissions, and workshops may discuss relational</w:t>
-      </w:r>
-    </w:p>
-    <w:p>
-      <w:r>
-        <w:t>trauma, attachment history, or mental-health topics. This content is not</w:t>
-      </w:r>
-    </w:p>
-    <w:p>
-      <w:r>
-        <w:t>protected health information (PHI) under HIPAA because we are not a covered</w:t>
-      </w:r>
-    </w:p>
-    <w:p>
-      <w:r>
-        <w:t>entity, but we treat it with heightened care and retain it per §7.</w:t>
-      </w:r>
-    </w:p>
-    <w:p>
-      <w:pPr>
-        <w:pStyle w:val="Heading2"/>
-      </w:pPr>
-      <w:r>
-        <w:t>13. Changes</w:t>
-      </w:r>
-    </w:p>
-    <w:p>
-      <w:r>
-        <w:t>We will announce material changes with reasonable notice on-platform. The</w:t>
-      </w:r>
-    </w:p>
-    <w:p>
-      <w:r>
-        <w:t>"last updated" date at the top reflects the most recent revision.</w:t>
-      </w:r>
-    </w:p>
-    <w:p>
-      <w:pPr>
-        <w:pStyle w:val="Heading2"/>
-      </w:pPr>
-      <w:r>
-        <w:t>14. Contact</w:t>
-      </w:r>
-    </w:p>
-    <w:p>
-      <w:r>
-        <w:t xml:space="preserve">Data Protection contact: </w:t>
-      </w:r>
-      <w:r>
-        <w:rPr>
-          <w:b/>
-        </w:rPr>
-        <w:t>privacy@birthright.live</w:t>
-      </w:r>
-    </w:p>
-    <w:p>
-      <w:r>
-        <w:t>Mailing address: [ENTITY LEGAL ADDRESS TO BE ADDED BY COUNSEL]</w:t>
+        <w:t>DPO/EU rep contact (once designated): dpo@birthright.live.</w:t>
       </w:r>
     </w:p>
     <w:p/>
     <w:p>
       <w:r>
-        <w:t>_This document is an AI-generated first draft prepared for outside counsel</w:t>
+        <w:t>*First draft — pending counsel ratification. Comments to</w:t>
       </w:r>
     </w:p>
     <w:p>
       <w:r>
-        <w:t>review. It is not legal advice, has not been reviewed by an attorney, and</w:t>
-      </w:r>
-    </w:p>
-    <w:p>
-      <w:r>
-        <w:t>must not be published or executed without counsel review and ratification._</w:t>
+        <w:t>legal@birthright.live.*</w:t>
       </w:r>
     </w:p>
     <w:p/>
@@ -1129,17 +707,12 @@
     </w:p>
     <w:p>
       <w:r>
-        <w:t>This document was drafted with EU / UK regulatory alignment in mind. Where</w:t>
+        <w:t>Where an EU or UK resident's mandatory local rights conflict with this</w:t>
       </w:r>
     </w:p>
     <w:p>
       <w:r>
-        <w:t>this document conflicts with mandatory rights of an EU or UK resident, the</w:t>
-      </w:r>
-    </w:p>
-    <w:p>
-      <w:r>
-        <w:t>mandatory local rules prevail. In particular:</w:t>
+        <w:t>document, the local rules prevail. Key points:</w:t>
       </w:r>
     </w:p>
     <w:p>
@@ -1150,30 +723,34 @@
         <w:rPr>
           <w:b/>
         </w:rPr>
-        <w:t>GDPR (EU) 2016/679 and UK GDPR</w:t>
+        <w:t>GDPR (EU) 2016/679</w:t>
       </w:r>
       <w:r>
-        <w:t xml:space="preserve"> apply to processing of personal data</w:t>
+        <w:t xml:space="preserve"> and </w:t>
+      </w:r>
+      <w:r>
+        <w:rPr>
+          <w:b/>
+        </w:rPr>
+        <w:t>UK GDPR</w:t>
+      </w:r>
+      <w:r>
+        <w:t xml:space="preserve"> govern personal-data</w:t>
       </w:r>
     </w:p>
     <w:p>
       <w:r>
-        <w:t>of individuals in the EEA and UK. Where Birthright is the controller,</w:t>
+        <w:t>processing. Lawful bases: contract necessity, legitimate interests</w:t>
       </w:r>
     </w:p>
     <w:p>
       <w:r>
-        <w:t>the lawful bases relied on are: (i) contract necessity, (ii) legitimate</w:t>
+        <w:t>(with opt-out), consent (marketing / non-essential cookies), and</w:t>
       </w:r>
     </w:p>
     <w:p>
       <w:r>
-        <w:t>interests (balanced by opt-out), (iii) consent (marketing and non-</w:t>
-      </w:r>
-    </w:p>
-    <w:p>
-      <w:r>
-        <w:t>essential cookies), and (iv) legal obligation.</w:t>
+        <w:t>legal obligation.</w:t>
       </w:r>
     </w:p>
     <w:p>
@@ -1184,15 +761,15 @@
         <w:rPr>
           <w:b/>
         </w:rPr>
-        <w:t>ePrivacy Directive (2002/58/EC as amended)</w:t>
+        <w:t>ePrivacy Directive (2002/58/EC)</w:t>
       </w:r>
       <w:r>
-        <w:t xml:space="preserve"> applies to cookies and</w:t>
+        <w:t xml:space="preserve"> — non-essential cookies require</w:t>
       </w:r>
     </w:p>
     <w:p>
       <w:r>
-        <w:t>similar tracking. Non-essential cookies require prior opt-in consent.</w:t>
+        <w:t>prior opt-in consent (see our Cookie Notice).</w:t>
       </w:r>
     </w:p>
     <w:p>
@@ -1203,25 +780,25 @@
         <w:rPr>
           <w:b/>
         </w:rPr>
-        <w:t>EU Consumer Rights Directive (2011/83/EU)</w:t>
+        <w:t>Consumer Rights Directive (2011/83/EU)</w:t>
       </w:r>
       <w:r>
-        <w:t xml:space="preserve"> — EU/UK consumers have</w:t>
+        <w:t xml:space="preserve"> — 14-day right of</w:t>
       </w:r>
     </w:p>
     <w:p>
       <w:r>
-        <w:t>a 14-day right of withdrawal on distance sales of goods and most</w:t>
+        <w:t>withdrawal on distance sales of goods and most digital services.</w:t>
       </w:r>
     </w:p>
     <w:p>
       <w:r>
-        <w:t>digital services. Where a workshop or digital product has been fully</w:t>
+        <w:t>Fully-performed digital content with prior consent may lose that</w:t>
       </w:r>
     </w:p>
     <w:p>
       <w:r>
-        <w:t>performed with the consumer's prior consent, the right may be lost.</w:t>
+        <w:t>right.</w:t>
       </w:r>
     </w:p>
     <w:p>
@@ -1232,25 +809,20 @@
         <w:rPr>
           <w:b/>
         </w:rPr>
-        <w:t>Digital Services Act (Regulation 2022/2065)</w:t>
+        <w:t>Digital Services Act (Reg. 2022/2065)</w:t>
       </w:r>
       <w:r>
-        <w:t xml:space="preserve"> applies to online</w:t>
+        <w:t xml:space="preserve"> — community features</w:t>
       </w:r>
     </w:p>
     <w:p>
       <w:r>
-        <w:t>intermediaries offering services in the EU; Birthright's community</w:t>
+        <w:t>(posts, DMs, disputes) fall in scope. Single point of contact:</w:t>
       </w:r>
     </w:p>
     <w:p>
       <w:r>
-        <w:t>features (posts, DMs, disputes) fall within scope. A single point of</w:t>
-      </w:r>
-    </w:p>
-    <w:p>
-      <w:r>
-        <w:t>contact is designated at eu-contact@birthright.live.</w:t>
+        <w:t>eu-contact@birthright.live.</w:t>
       </w:r>
     </w:p>
     <w:p>
@@ -1261,78 +833,15 @@
         <w:rPr>
           <w:b/>
         </w:rPr>
-        <w:t>EU AI Act (Regulation 2024/1689)</w:t>
+        <w:t>Cross-border transfers</w:t>
       </w:r>
       <w:r>
-        <w:t xml:space="preserve"> applies to providers and deployers</w:t>
+        <w:t xml:space="preserve"> — EU SCCs (2021/914) + UK IDTA with a</w:t>
       </w:r>
     </w:p>
     <w:p>
       <w:r>
-        <w:t>of AI systems affecting EU users. Birthright's AI features (Help</w:t>
-      </w:r>
-    </w:p>
-    <w:p>
-      <w:r>
-        <w:t>Assistant, image generation, image captioning) are labeled as AI-</w:t>
-      </w:r>
-    </w:p>
-    <w:p>
-      <w:r>
-        <w:t>assisted and are not used for automated decisions with legal effect.</w:t>
-      </w:r>
-    </w:p>
-    <w:p>
-      <w:pPr>
-        <w:pStyle w:val="ListBullet"/>
-      </w:pPr>
-      <w:r>
-        <w:rPr>
-          <w:b/>
-        </w:rPr>
-        <w:t>Data transfers out of the EEA/UK/CH</w:t>
-      </w:r>
-      <w:r>
-        <w:t xml:space="preserve"> rely on the EU Standard</w:t>
-      </w:r>
-    </w:p>
-    <w:p>
-      <w:r>
-        <w:t>Contractual Clauses (2021/914) and the UK International Data Transfer</w:t>
-      </w:r>
-    </w:p>
-    <w:p>
-      <w:r>
-        <w:t>Addendum, with a transfer-impact assessment on file for each sub-</w:t>
-      </w:r>
-    </w:p>
-    <w:p>
-      <w:r>
-        <w:t>processor.</w:t>
-      </w:r>
-    </w:p>
-    <w:p>
-      <w:pPr>
-        <w:pStyle w:val="ListBullet"/>
-      </w:pPr>
-      <w:r>
-        <w:rPr>
-          <w:b/>
-        </w:rPr>
-        <w:t>Data Protection Officer (DPO)</w:t>
-      </w:r>
-      <w:r>
-        <w:t xml:space="preserve"> — Birthright will designate a DPO</w:t>
-      </w:r>
-    </w:p>
-    <w:p>
-      <w:r>
-        <w:t>once threshold criteria under GDPR Art. 37 are met. Contact:</w:t>
-      </w:r>
-    </w:p>
-    <w:p>
-      <w:r>
-        <w:t>dpo@birthright.live.</w:t>
+        <w:t>transfer-impact assessment per sub-processor.</w:t>
       </w:r>
     </w:p>
     <w:p>
@@ -1346,26 +855,12 @@
         <w:t>DSAR window</w:t>
       </w:r>
       <w:r>
-        <w:t xml:space="preserve"> — subject access, rectification, erasure, portability,</w:t>
+        <w:t xml:space="preserve"> — 30 days (extendable to 90) at</w:t>
       </w:r>
     </w:p>
     <w:p>
       <w:r>
-        <w:t xml:space="preserve">and objection requests are responded to within </w:t>
-      </w:r>
-      <w:r>
-        <w:rPr>
-          <w:b/>
-        </w:rPr>
-        <w:t>30 days</w:t>
-      </w:r>
-      <w:r>
-        <w:t xml:space="preserve"> (extendable</w:t>
-      </w:r>
-    </w:p>
-    <w:p>
-      <w:r>
-        <w:t>by 60 days for complex requests) at privacy@birthright.live.</w:t>
+        <w:t>privacy@birthright.live.</w:t>
       </w:r>
     </w:p>
     <w:p>
@@ -1379,29 +874,25 @@
         <w:t>Supervisory authority</w:t>
       </w:r>
       <w:r>
-        <w:t xml:space="preserve"> — EU/UK residents may lodge a complaint with</w:t>
+        <w:t xml:space="preserve"> — EU: your national DPA</w:t>
       </w:r>
     </w:p>
     <w:p>
       <w:r>
-        <w:t>their local supervisory authority; a list is available at</w:t>
+        <w:t>(</w:t>
       </w:r>
-    </w:p>
-    <w:p>
       <w:hyperlink r:id="rId9">
         <w:r>
           <w:rPr>
             <w:color w:val="0563C1"/>
             <w:u w:val="single"/>
           </w:rPr>
-          <w:t xml:space="preserve">https://edpb.europa.eu/about-edpb/about-edpb/members_en</w:t>
+          <w:t xml:space="preserve">https://edpb.europa.eu</w:t>
         </w:r>
       </w:hyperlink>
       <w:r>
-        <w:t xml:space="preserve"> (EU) and</w:t>
+        <w:t>). UK: ICO (</w:t>
       </w:r>
-    </w:p>
-    <w:p>
       <w:hyperlink r:id="rId10">
         <w:r>
           <w:rPr>
@@ -1412,31 +903,7 @@
         </w:r>
       </w:hyperlink>
       <w:r>
-        <w:t xml:space="preserve"> (UK).</w:t>
-      </w:r>
-    </w:p>
-    <w:p>
-      <w:pPr>
-        <w:pStyle w:val="ListBullet"/>
-      </w:pPr>
-      <w:r>
-        <w:rPr>
-          <w:b/>
-        </w:rPr>
-        <w:t>VAT</w:t>
-      </w:r>
-      <w:r>
-        <w:t xml:space="preserve"> — Where Birthright's EU B2C digital-service or goods sales</w:t>
-      </w:r>
-    </w:p>
-    <w:p>
-      <w:r>
-        <w:t>cross applicable thresholds, VAT registration (One-Stop-Shop or</w:t>
-      </w:r>
-    </w:p>
-    <w:p>
-      <w:r>
-        <w:t>country-by-country) will be completed.</w:t>
+        <w:t>).</w:t>
       </w:r>
     </w:p>
     <w:sectPr>

--- a/backend/legal_docs/02-privacy-policy.docx
+++ b/backend/legal_docs/02-privacy-policy.docx
@@ -124,17 +124,7 @@
         <w:t>Effective date:</w:t>
       </w:r>
       <w:r>
-        <w:t xml:space="preserve"> February 2026. This policy explains what personal</w:t>
-      </w:r>
-    </w:p>
-    <w:p>
-      <w:r>
-        <w:t>information Birthright Foundation collects, why, how we protect it,</w:t>
-      </w:r>
-    </w:p>
-    <w:p>
-      <w:r>
-        <w:t>and your choices. Contact: privacy@birthright.live.</w:t>
+        <w:t xml:space="preserve"> February 2026. This policy explains what personal information Birthright Foundation collects, why, how we protect it, and your choices. Contact: privacy@birthright.live.</w:t>
       </w:r>
     </w:p>
     <w:p>
@@ -156,22 +146,7 @@
         <w:t>From you:</w:t>
       </w:r>
       <w:r>
-        <w:t xml:space="preserve"> name, email, phone, shipping/billing address, account</w:t>
-      </w:r>
-    </w:p>
-    <w:p>
-      <w:r>
-        <w:t>password (stored as a bcrypt hash), community posts, dispute</w:t>
-      </w:r>
-    </w:p>
-    <w:p>
-      <w:r>
-        <w:t>messages, files you upload for vendor orders, workshop registrations,</w:t>
-      </w:r>
-    </w:p>
-    <w:p>
-      <w:r>
-        <w:t>and questions you ask our AI Help Assistant.</w:t>
+        <w:t xml:space="preserve"> name, email, phone, shipping/billing address, account password (stored as a bcrypt hash), community posts, dispute messages, files you upload for vendor orders, workshop registrations, and questions you ask our AI Help Assistant.</w:t>
       </w:r>
     </w:p>
     <w:p>
@@ -185,12 +160,7 @@
         <w:t>Automatic:</w:t>
       </w:r>
       <w:r>
-        <w:t xml:space="preserve"> IP address, device and browser metadata, referring</w:t>
-      </w:r>
-    </w:p>
-    <w:p>
-      <w:r>
-        <w:t>URL, pages viewed. See our [Cookie Notice](/legal/cookie-notice).</w:t>
+        <w:t xml:space="preserve"> IP address, device and browser metadata, referring URL, pages viewed. See our [Cookie Notice](/legal/cookie-notice).</w:t>
       </w:r>
     </w:p>
     <w:p>
@@ -204,17 +174,7 @@
         <w:t>From third parties:</w:t>
       </w:r>
       <w:r>
-        <w:t xml:space="preserve"> Stripe payment metadata (charge id, last-4,</w:t>
-      </w:r>
-    </w:p>
-    <w:p>
-      <w:r>
-        <w:t>status — never the full card number or CVV); Cloudflare routing</w:t>
-      </w:r>
-    </w:p>
-    <w:p>
-      <w:r>
-        <w:t>metadata.</w:t>
+        <w:t xml:space="preserve"> Stripe payment metadata (charge id, last-4, status — never the full card number or CVV); Cloudflare routing metadata.</w:t>
       </w:r>
     </w:p>
     <w:p>
@@ -228,17 +188,7 @@
         <w:t>Partners:</w:t>
       </w:r>
       <w:r>
-        <w:t xml:space="preserve"> if you sign up as a partner, we also collect payout</w:t>
-      </w:r>
-    </w:p>
-    <w:p>
-      <w:r>
-        <w:t>method (encrypted; only type + last-4 kept in plaintext) and, when</w:t>
-      </w:r>
-    </w:p>
-    <w:p>
-      <w:r>
-        <w:t>US thresholds require, W-9 information.</w:t>
+        <w:t xml:space="preserve"> if you sign up as a partner, we also collect payout method (encrypted; only type + last-4 kept in plaintext) and, when US thresholds require, W-9 information.</w:t>
       </w:r>
     </w:p>
     <w:p>
@@ -262,12 +212,7 @@
         <w:pStyle w:val="ListBullet"/>
       </w:pPr>
       <w:r>
-        <w:t>Communicate with you (receipts, reminders, dispute replies,</w:t>
-      </w:r>
-    </w:p>
-    <w:p>
-      <w:r>
-        <w:t>newsletter — only with your consent).</w:t>
+        <w:t>Communicate with you (receipts, reminders, dispute replies, newsletter — only with your consent).</w:t>
       </w:r>
     </w:p>
     <w:p>
@@ -312,17 +257,7 @@
     </w:p>
     <w:p>
       <w:r>
-        <w:t>Contract necessity, legitimate interests (balanced by your opt-out),</w:t>
-      </w:r>
-    </w:p>
-    <w:p>
-      <w:r>
-        <w:t>your consent (marketing and non-essential cookies), and legal</w:t>
-      </w:r>
-    </w:p>
-    <w:p>
-      <w:r>
-        <w:t>obligation.</w:t>
+        <w:t>Contract necessity, legitimate interests (balanced by your opt-out), your consent (marketing and non-essential cookies), and legal obligation.</w:t>
       </w:r>
     </w:p>
     <w:p>
@@ -358,12 +293,7 @@
         <w:t>Fulfilment:</w:t>
       </w:r>
       <w:r>
-        <w:t xml:space="preserve"> Printful, Lulu, and the specific vendor of your</w:t>
-      </w:r>
-    </w:p>
-    <w:p>
-      <w:r>
-        <w:t>order.</w:t>
+        <w:t xml:space="preserve"> Printful, Lulu, and the specific vendor of your order.</w:t>
       </w:r>
     </w:p>
     <w:p>
@@ -405,17 +335,7 @@
         <w:t>AI features:</w:t>
       </w:r>
       <w:r>
-        <w:t xml:space="preserve"> Anthropic (Claude) and Google (Gemini/Nano Banana).</w:t>
-      </w:r>
-    </w:p>
-    <w:p>
-      <w:r>
-        <w:t>We send only the content needed to answer your request, not your</w:t>
-      </w:r>
-    </w:p>
-    <w:p>
-      <w:r>
-        <w:t>account credentials.</w:t>
+        <w:t xml:space="preserve"> Anthropic (Claude) and Google (Gemini/Nano Banana). We send only the content needed to answer your request, not your account credentials.</w:t>
       </w:r>
     </w:p>
     <w:p>
@@ -504,27 +424,12 @@
     </w:p>
     <w:p>
       <w:r>
-        <w:t>Anywhere: request access, correction, deletion, or export at</w:t>
+        <w:t>Anywhere: request access, correction, deletion, or export at privacy@birthright.live. We respond within 30 days.</w:t>
       </w:r>
     </w:p>
     <w:p>
       <w:r>
-        <w:t>privacy@birthright.live. We respond within 30 days.</w:t>
-      </w:r>
-    </w:p>
-    <w:p>
-      <w:r>
-        <w:t>EU/UK/CA residents additionally have the right to object to</w:t>
-      </w:r>
-    </w:p>
-    <w:p>
-      <w:r>
-        <w:t>processing, restrict processing, and complain to your local</w:t>
-      </w:r>
-    </w:p>
-    <w:p>
-      <w:r>
-        <w:t xml:space="preserve">supervisory authority (EU: </w:t>
+        <w:t xml:space="preserve">EU/UK/CA residents additionally have the right to object to processing, restrict processing, and complain to your local supervisory authority (EU: </w:t>
       </w:r>
       <w:hyperlink r:id="rId9">
         <w:r>
@@ -536,10 +441,8 @@
         </w:r>
       </w:hyperlink>
       <w:r>
-        <w:t xml:space="preserve"> · UK:</w:t>
+        <w:t xml:space="preserve"> · UK: </w:t>
       </w:r>
-    </w:p>
-    <w:p>
       <w:hyperlink r:id="rId10">
         <w:r>
           <w:rPr>
@@ -567,17 +470,7 @@
     </w:p>
     <w:p>
       <w:r>
-        <w:t>California residents: we do not "sell" or "share" personal</w:t>
-      </w:r>
-    </w:p>
-    <w:p>
-      <w:r>
-        <w:t>information under the CCPA; we honour Global Privacy Control signals</w:t>
-      </w:r>
-    </w:p>
-    <w:p>
-      <w:r>
-        <w:t>where technically feasible.</w:t>
+        <w:t>California residents: we do not "sell" or "share" personal information under the CCPA; we honour Global Privacy Control signals where technically feasible.</w:t>
       </w:r>
     </w:p>
     <w:p>
@@ -590,22 +483,7 @@
     </w:p>
     <w:p>
       <w:r>
-        <w:t>TLS in transit; encryption at rest for payout data; role-based</w:t>
-      </w:r>
-    </w:p>
-    <w:p>
-      <w:r>
-        <w:t>access; bcrypt hashing for passwords; audit logging of admin actions</w:t>
-      </w:r>
-    </w:p>
-    <w:p>
-      <w:r>
-        <w:t>and security-relevant user events. No system is perfectly secure — we</w:t>
-      </w:r>
-    </w:p>
-    <w:p>
-      <w:r>
-        <w:t>disclose confirmed material breaches without undue delay.</w:t>
+        <w:t>TLS in transit; encryption at rest for payout data; role-based access; bcrypt hashing for passwords; audit logging of admin actions and security-relevant user events. No system is perfectly secure — we disclose confirmed material breaches without undue delay.</w:t>
       </w:r>
     </w:p>
     <w:p>
@@ -618,12 +496,7 @@
     </w:p>
     <w:p>
       <w:r>
-        <w:t>Not for anyone under 18. If you believe a minor has an account,</w:t>
-      </w:r>
-    </w:p>
-    <w:p>
-      <w:r>
-        <w:t>email privacy@birthright.live and we will remove it.</w:t>
+        <w:t>Not for anyone under 18. If you believe a minor has an account, email privacy@birthright.live and we will remove it.</w:t>
       </w:r>
     </w:p>
     <w:p>
@@ -636,17 +509,7 @@
     </w:p>
     <w:p>
       <w:r>
-        <w:t>We do not use automated decision-making that produces legal effects</w:t>
-      </w:r>
-    </w:p>
-    <w:p>
-      <w:r>
-        <w:t>about you. AI features are labelled as such and remain human-in-the-</w:t>
-      </w:r>
-    </w:p>
-    <w:p>
-      <w:r>
-        <w:t>loop.</w:t>
+        <w:t>We do not use automated decision-making that produces legal effects about you. AI features are labelled as such and remain human-in-the-loop.</w:t>
       </w:r>
     </w:p>
     <w:p>
@@ -659,12 +522,7 @@
     </w:p>
     <w:p>
       <w:r>
-        <w:t>Material changes take effect 30 days after posting; we email</w:t>
-      </w:r>
-    </w:p>
-    <w:p>
-      <w:r>
-        <w:t>account-holders as well.</w:t>
+        <w:t>Material changes take effect 30 days after posting; we email account-holders as well.</w:t>
       </w:r>
     </w:p>
     <w:p>
@@ -677,23 +535,13 @@
     </w:p>
     <w:p>
       <w:r>
-        <w:t>privacy@birthright.live · Mail: 2148 W Farill Dr, Phoenix, AZ 85015.</w:t>
-      </w:r>
-    </w:p>
-    <w:p>
-      <w:r>
-        <w:t>DPO/EU rep contact (once designated): dpo@birthright.live.</w:t>
+        <w:t>privacy@birthright.live · Mail: 2148 W Farill Dr, Phoenix, AZ 85015. DPO/EU rep contact (once designated): dpo@birthright.live.</w:t>
       </w:r>
     </w:p>
     <w:p/>
     <w:p>
       <w:r>
-        <w:t>*First draft — pending counsel ratification. Comments to</w:t>
-      </w:r>
-    </w:p>
-    <w:p>
-      <w:r>
-        <w:t>legal@birthright.live.*</w:t>
+        <w:t>*First draft — pending counsel ratification. Comments to legal@birthright.live.*</w:t>
       </w:r>
     </w:p>
     <w:p/>
@@ -707,12 +555,7 @@
     </w:p>
     <w:p>
       <w:r>
-        <w:t>Where an EU or UK resident's mandatory local rights conflict with this</w:t>
-      </w:r>
-    </w:p>
-    <w:p>
-      <w:r>
-        <w:t>document, the local rules prevail. Key points:</w:t>
+        <w:t>Where an EU or UK resident's mandatory local rights conflict with this document, the local rules prevail. Key points:</w:t>
       </w:r>
     </w:p>
     <w:p>
@@ -735,22 +578,7 @@
         <w:t>UK GDPR</w:t>
       </w:r>
       <w:r>
-        <w:t xml:space="preserve"> govern personal-data</w:t>
-      </w:r>
-    </w:p>
-    <w:p>
-      <w:r>
-        <w:t>processing. Lawful bases: contract necessity, legitimate interests</w:t>
-      </w:r>
-    </w:p>
-    <w:p>
-      <w:r>
-        <w:t>(with opt-out), consent (marketing / non-essential cookies), and</w:t>
-      </w:r>
-    </w:p>
-    <w:p>
-      <w:r>
-        <w:t>legal obligation.</w:t>
+        <w:t xml:space="preserve"> govern personal-data processing. Lawful bases: contract necessity, legitimate interests (with opt-out), consent (marketing / non-essential cookies), and legal obligation.</w:t>
       </w:r>
     </w:p>
     <w:p>
@@ -764,12 +592,7 @@
         <w:t>ePrivacy Directive (2002/58/EC)</w:t>
       </w:r>
       <w:r>
-        <w:t xml:space="preserve"> — non-essential cookies require</w:t>
-      </w:r>
-    </w:p>
-    <w:p>
-      <w:r>
-        <w:t>prior opt-in consent (see our Cookie Notice).</w:t>
+        <w:t xml:space="preserve"> — non-essential cookies require prior opt-in consent (see our Cookie Notice).</w:t>
       </w:r>
     </w:p>
     <w:p>
@@ -783,22 +606,7 @@
         <w:t>Consumer Rights Directive (2011/83/EU)</w:t>
       </w:r>
       <w:r>
-        <w:t xml:space="preserve"> — 14-day right of</w:t>
-      </w:r>
-    </w:p>
-    <w:p>
-      <w:r>
-        <w:t>withdrawal on distance sales of goods and most digital services.</w:t>
-      </w:r>
-    </w:p>
-    <w:p>
-      <w:r>
-        <w:t>Fully-performed digital content with prior consent may lose that</w:t>
-      </w:r>
-    </w:p>
-    <w:p>
-      <w:r>
-        <w:t>right.</w:t>
+        <w:t xml:space="preserve"> — 14-day right of withdrawal on distance sales of goods and most digital services. Fully-performed digital content with prior consent may lose that right.</w:t>
       </w:r>
     </w:p>
     <w:p>
@@ -812,17 +620,7 @@
         <w:t>Digital Services Act (Reg. 2022/2065)</w:t>
       </w:r>
       <w:r>
-        <w:t xml:space="preserve"> — community features</w:t>
-      </w:r>
-    </w:p>
-    <w:p>
-      <w:r>
-        <w:t>(posts, DMs, disputes) fall in scope. Single point of contact:</w:t>
-      </w:r>
-    </w:p>
-    <w:p>
-      <w:r>
-        <w:t>eu-contact@birthright.live.</w:t>
+        <w:t xml:space="preserve"> — community features (posts, DMs, disputes) fall in scope. Single point of contact: eu-contact@birthright.live.</w:t>
       </w:r>
     </w:p>
     <w:p>
@@ -836,12 +634,7 @@
         <w:t>Cross-border transfers</w:t>
       </w:r>
       <w:r>
-        <w:t xml:space="preserve"> — EU SCCs (2021/914) + UK IDTA with a</w:t>
-      </w:r>
-    </w:p>
-    <w:p>
-      <w:r>
-        <w:t>transfer-impact assessment per sub-processor.</w:t>
+        <w:t xml:space="preserve"> — EU SCCs (2021/914) + UK IDTA with a transfer-impact assessment per sub-processor.</w:t>
       </w:r>
     </w:p>
     <w:p>
@@ -855,12 +648,7 @@
         <w:t>DSAR window</w:t>
       </w:r>
       <w:r>
-        <w:t xml:space="preserve"> — 30 days (extendable to 90) at</w:t>
-      </w:r>
-    </w:p>
-    <w:p>
-      <w:r>
-        <w:t>privacy@birthright.live.</w:t>
+        <w:t xml:space="preserve"> — 30 days (extendable to 90) at privacy@birthright.live.</w:t>
       </w:r>
     </w:p>
     <w:p>
@@ -874,12 +662,7 @@
         <w:t>Supervisory authority</w:t>
       </w:r>
       <w:r>
-        <w:t xml:space="preserve"> — EU: your national DPA</w:t>
-      </w:r>
-    </w:p>
-    <w:p>
-      <w:r>
-        <w:t>(</w:t>
+        <w:t xml:space="preserve"> — EU: your national DPA (</w:t>
       </w:r>
       <w:hyperlink r:id="rId9">
         <w:r>
@@ -908,7 +691,7 @@
     </w:p>
     <w:sectPr>
       <w:pgSz w:w="12240" w:h="15840"/>
-      <w:pgMar w:top="1152" w:right="1296" w:bottom="1152" w:left="1296" w:header="720" w:footer="720" w:gutter="0"/>
+      <w:pgMar w:top="1440" w:right="1440" w:bottom="1440" w:left="1440" w:header="720" w:footer="720" w:gutter="0"/>
       <w:cols w:space="720"/>
       <w:docGrid w:linePitch="360"/>
     </w:sectPr>
@@ -1279,6 +1062,9 @@
     <w:name w:val="Normal"/>
     <w:qFormat/>
     <w:rsid w:val="00FC693F"/>
+    <w:pPr>
+      <w:spacing w:line="240" w:lineRule="auto" w:before="0" w:after="120"/>
+    </w:pPr>
     <w:rPr>
       <w:rFonts w:ascii="Calibri" w:hAnsi="Calibri"/>
       <w:sz w:val="22"/>

--- a/backend/legal_docs/02-privacy-policy.docx
+++ b/backend/legal_docs/02-privacy-policy.docx
@@ -105,7 +105,7 @@
           <w:i/>
           <w:color w:val="7C5316"/>
         </w:rPr>
-        <w:t>Executive Director: James Reagan · Contact: legal@birthright.live</w:t>
+        <w:t>Executive Director: Amanda Reagan · Contact: legal@birthright.live</w:t>
       </w:r>
     </w:p>
     <w:p>
